--- a/docs/ESQUELETO_TT2_CONTINUACION_TT1.docx
+++ b/docs/ESQUELETO_TT2_CONTINUACION_TT1.docx
@@ -447,7 +447,7 @@
         <w:t xml:space="preserve">1.6 Propuesta de solución y 1.7 Metodología:</w:t>
       </w:r>
       <w:r>
-        <w:t xml:space="preserve"> [AJUSTAR] la solución final es un sistema web con frontend en Azure y backend local; la metodología se amplía en 5.1 y la evolución del sistema en 5.2.</w:t>
+        <w:t xml:space="preserve"> [AJUSTAR] la solución final es un sistema web que corre en una computadora del equipo y se publica con un túnel de Cloudflare, sin servicios de pago.</w:t>
       </w:r>
     </w:p>
     <w:p>
@@ -473,7 +473,7 @@
         <w:t xml:space="preserve">2. Marco teórico:</w:t>
       </w:r>
       <w:r>
-        <w:t xml:space="preserve"> [AJUSTAR] 2.4 y 2.5 (nube y Azure) quedan; agregar la justificación de la arquitectura híbrida (frontend en nube, backend local). Secciones nuevas:</w:t>
+        <w:t xml:space="preserve"> [AJUSTAR] 2.4 y 2.5 (nube y Azure): ya no aplican como plataforma de despliegue, hay que reemplazarlas por Cloudflare Tunnel y justificar por qué se dejó Azure (se perdieron los créditos de la escuela y se buscó no tener costos fijos).</w:t>
       </w:r>
     </w:p>
     <w:p>
@@ -940,7 +940,7 @@
         <w:tab/>
       </w:r>
       <w:r>
-        <w:t xml:space="preserve">4.7 Diagrama de despliegue: actualizar a frontend en Azure y backend local.</w:t>
+        <w:t xml:space="preserve">4.7 Diagrama de despliegue: actualizar a servidor local (Django y PostgreSQL) publicado con un túnel de Cloudflare.</w:t>
       </w:r>
     </w:p>
     <w:p>
@@ -2503,7 +2503,7 @@
         <w:tab/>
       </w:r>
       <w:r>
-        <w:t xml:space="preserve">9.1.1 Arquitectura de despliegue: frontend en Azure y backend local </w:t>
+        <w:t xml:space="preserve">9.1.1 Arquitectura de despliegue: servidor local publicado con un túnel de Cloudflare </w:t>
       </w:r>
       <w:r>
         <w:rPr>
@@ -2551,7 +2551,7 @@
         <w:rPr>
           <w:highlight w:val="yellow"/>
         </w:rPr>
-        <w:t xml:space="preserve">9.1.3 Publicación del frontend en Azure [COMPLETAR, semana del despliegue]</w:t>
+        <w:t xml:space="preserve">9.1.3 Publicación con Cloudflare [COMPLETAR, semana del despliegue]</w:t>
       </w:r>
     </w:p>
     <w:p>
